--- a/Java/java_8_features.docx
+++ b/Java/java_8_features.docx
@@ -1,6 +1,6 @@
 
 <file path=word/document.xml><?xml version="1.0" encoding="utf-8"?>
-<w:document xmlns:wpc="http://schemas.microsoft.com/office/word/2010/wordprocessingCanvas" xmlns:cx="http://schemas.microsoft.com/office/drawing/2014/chartex" xmlns:cx1="http://schemas.microsoft.com/office/drawing/2015/9/8/chartex" xmlns:cx2="http://schemas.microsoft.com/office/drawing/2015/10/21/chartex" xmlns:cx3="http://schemas.microsoft.com/office/drawing/2016/5/9/chartex" xmlns:cx4="http://schemas.microsoft.com/office/drawing/2016/5/10/chartex" xmlns:cx5="http://schemas.microsoft.com/office/drawing/2016/5/11/chartex" xmlns:cx6="http://schemas.microsoft.com/office/drawing/2016/5/12/chartex" xmlns:cx7="http://schemas.microsoft.com/office/drawing/2016/5/13/chartex" xmlns:cx8="http://schemas.microsoft.com/office/drawing/2016/5/14/chartex" xmlns:mc="http://schemas.openxmlformats.org/markup-compatibility/2006" xmlns:aink="http://schemas.microsoft.com/office/drawing/2016/ink" xmlns:am3d="http://schemas.microsoft.com/office/drawing/2017/model3d" xmlns:o="urn:schemas-microsoft-com:office:office" xmlns:oel="http://schemas.microsoft.com/office/2019/extlst" xmlns:r="http://schemas.openxmlformats.org/officeDocument/2006/relationships" xmlns:m="http://schemas.openxmlformats.org/officeDocument/2006/math" xmlns:v="urn:schemas-microsoft-com:vml" xmlns:wp14="http://schemas.microsoft.com/office/word/2010/wordprocessingDrawing" xmlns:wp="http://schemas.openxmlformats.org/drawingml/2006/wordprocessingDrawing" xmlns:w10="urn:schemas-microsoft-com:office:word" xmlns:w="http://schemas.openxmlformats.org/wordprocessingml/2006/main" xmlns:w14="http://schemas.microsoft.com/office/word/2010/wordml" xmlns:w15="http://schemas.microsoft.com/office/word/2012/wordml" xmlns:w16cex="http://schemas.microsoft.com/office/word/2018/wordml/cex" xmlns:w16cid="http://schemas.microsoft.com/office/word/2016/wordml/cid" xmlns:w16="http://schemas.microsoft.com/office/word/2018/wordml" xmlns:w16du="http://schemas.microsoft.com/office/word/2023/wordml/word16du" xmlns:w16sdtdh="http://schemas.microsoft.com/office/word/2020/wordml/sdtdatahash" xmlns:w16sdtfl="http://schemas.microsoft.com/office/word/2024/wordml/sdtformatlock" xmlns:w16se="http://schemas.microsoft.com/office/word/2015/wordml/symex" xmlns:wpg="http://schemas.microsoft.com/office/word/2010/wordprocessingGroup" xmlns:wpi="http://schemas.microsoft.com/office/word/2010/wordprocessingInk" xmlns:wne="http://schemas.microsoft.com/office/word/2006/wordml" xmlns:wps="http://schemas.microsoft.com/office/word/2010/wordprocessingShape" mc:Ignorable="w14 w15 w16se w16cid w16 w16cex w16sdtdh w16sdtfl w16du wp14">
+<w:document xmlns:wpc="http://schemas.microsoft.com/office/word/2010/wordprocessingCanvas" xmlns:cx="http://schemas.microsoft.com/office/drawing/2014/chartex" xmlns:cx1="http://schemas.microsoft.com/office/drawing/2015/9/8/chartex" xmlns:cx2="http://schemas.microsoft.com/office/drawing/2015/10/21/chartex" xmlns:cx3="http://schemas.microsoft.com/office/drawing/2016/5/9/chartex" xmlns:cx4="http://schemas.microsoft.com/office/drawing/2016/5/10/chartex" xmlns:cx5="http://schemas.microsoft.com/office/drawing/2016/5/11/chartex" xmlns:cx6="http://schemas.microsoft.com/office/drawing/2016/5/12/chartex" xmlns:cx7="http://schemas.microsoft.com/office/drawing/2016/5/13/chartex" xmlns:cx8="http://schemas.microsoft.com/office/drawing/2016/5/14/chartex" xmlns:mc="http://schemas.openxmlformats.org/markup-compatibility/2006" xmlns:aink="http://schemas.microsoft.com/office/drawing/2016/ink" xmlns:am3d="http://schemas.microsoft.com/office/drawing/2017/model3d" xmlns:o="urn:schemas-microsoft-com:office:office" xmlns:oel="http://schemas.microsoft.com/office/2019/extlst" xmlns:r="http://schemas.openxmlformats.org/officeDocument/2006/relationships" xmlns:m="http://schemas.openxmlformats.org/officeDocument/2006/math" xmlns:v="urn:schemas-microsoft-com:vml" xmlns:wp14="http://schemas.microsoft.com/office/word/2010/wordprocessingDrawing" xmlns:wp="http://schemas.openxmlformats.org/drawingml/2006/wordprocessingDrawing" xmlns:w10="urn:schemas-microsoft-com:office:word" xmlns:w="http://schemas.openxmlformats.org/wordprocessingml/2006/main" xmlns:w14="http://schemas.microsoft.com/office/word/2010/wordml" xmlns:w15="http://schemas.microsoft.com/office/word/2012/wordml" xmlns:w16cei="http://schemas.microsoft.com/office/word/2026/wordml/cei" xmlns:w16cex="http://schemas.microsoft.com/office/word/2018/wordml/cex" xmlns:w16cid="http://schemas.microsoft.com/office/word/2016/wordml/cid" xmlns:w16="http://schemas.microsoft.com/office/word/2018/wordml" xmlns:w16du="http://schemas.microsoft.com/office/word/2023/wordml/word16du" xmlns:w16sdtdh="http://schemas.microsoft.com/office/word/2020/wordml/sdtdatahash" xmlns:w16sdtfl="http://schemas.microsoft.com/office/word/2024/wordml/sdtformatlock" xmlns:w16se="http://schemas.microsoft.com/office/word/2015/wordml/symex" xmlns:wpg="http://schemas.microsoft.com/office/word/2010/wordprocessingGroup" xmlns:wpi="http://schemas.microsoft.com/office/word/2010/wordprocessingInk" xmlns:wne="http://schemas.microsoft.com/office/word/2006/wordml" xmlns:wps="http://schemas.microsoft.com/office/word/2010/wordprocessingShape" mc:Ignorable="w14 w15 w16se w16cid w16 w16cex w16sdtdh w16sdtfl w16du wp14">
   <w:body>
     <w:p>
       <w:pPr>
@@ -77,7 +77,34 @@
         <w:t>on and Scala</w:t>
       </w:r>
       <w:r>
-        <w:t xml:space="preserve"> can do the same thing </w:t>
+        <w:t xml:space="preserve"> can do the same thing with less LOC</w:t>
+      </w:r>
+      <w:r>
+        <w:t>(</w:t>
+      </w:r>
+      <w:r>
+        <w:t xml:space="preserve"> </w:t>
+      </w:r>
+      <w:r>
+        <w:t>line of code</w:t>
+      </w:r>
+      <w:r>
+        <w:t xml:space="preserve"> </w:t>
+      </w:r>
+      <w:r>
+        <w:t>)</w:t>
+      </w:r>
+      <w:r>
+        <w:t xml:space="preserve"> at ease , </w:t>
+      </w:r>
+      <w:r>
+        <w:t>so to prevent further loss java upgraded itself</w:t>
+      </w:r>
+      <w:r>
+        <w:t xml:space="preserve"> and introduced</w:t>
+      </w:r>
+      <w:r>
+        <w:t xml:space="preserve"> the FP along with OOPs.</w:t>
       </w:r>
     </w:p>
     <w:p>
@@ -87,33 +114,217 @@
           <w:ilvl w:val="0"/>
           <w:numId w:val="3"/>
         </w:numPr>
-      </w:pPr>
-      <w:r>
-        <w:t xml:space="preserve">with less LOC at ease , </w:t>
-      </w:r>
-      <w:r>
-        <w:t>so to prevent further loss java upgraded itself</w:t>
-      </w:r>
-      <w:r>
-        <w:t xml:space="preserve"> and introduced</w:t>
-      </w:r>
-      <w:r>
-        <w:t xml:space="preserve"> the FP along with OOPs.</w:t>
-      </w:r>
-    </w:p>
-    <w:p>
-      <w:pPr>
-        <w:pStyle w:val="ListParagraph"/>
-        <w:numPr>
-          <w:ilvl w:val="0"/>
-          <w:numId w:val="3"/>
-        </w:numPr>
-      </w:pPr>
-      <w:r>
-        <w:t>Parallel operations can be done.</w:t>
-      </w:r>
-      <w:r>
-        <w:t xml:space="preserve"> </w:t>
+        <w:rPr>
+          <w:u w:val="single"/>
+        </w:rPr>
+      </w:pPr>
+      <w:r>
+        <w:t>Parallel operations can be done</w:t>
+      </w:r>
+      <w:r>
+        <w:t xml:space="preserve"> using parallel streams</w:t>
+      </w:r>
+    </w:p>
+    <w:p>
+      <w:pPr>
+        <w:rPr>
+          <w:u w:val="single"/>
+        </w:rPr>
+      </w:pPr>
+      <w:r>
+        <w:rPr>
+          <w:u w:val="single"/>
+        </w:rPr>
+        <w:t xml:space="preserve">Functional Programming </w:t>
+      </w:r>
+    </w:p>
+    <w:p>
+      <w:pPr>
+        <w:rPr>
+          <w:u w:val="single"/>
+        </w:rPr>
+      </w:pPr>
+      <w:proofErr w:type="spellStart"/>
+      <w:r>
+        <w:rPr>
+          <w:u w:val="single"/>
+        </w:rPr>
+        <w:t>i</w:t>
+      </w:r>
+      <w:proofErr w:type="spellEnd"/>
+      <w:r>
+        <w:rPr>
+          <w:u w:val="single"/>
+        </w:rPr>
+        <w:t>)</w:t>
+      </w:r>
+      <w:r>
+        <w:rPr>
+          <w:b/>
+          <w:bCs/>
+        </w:rPr>
+        <w:t>First-Class</w:t>
+      </w:r>
+      <w:r>
+        <w:rPr>
+          <w:b/>
+          <w:bCs/>
+        </w:rPr>
+        <w:t xml:space="preserve"> Functions</w:t>
+      </w:r>
+    </w:p>
+    <w:p>
+      <w:r>
+        <w:t>Functions are treated as first-class citizens. You can pass functions as arguments to other functions, return them as values, and assign them to variables</w:t>
+      </w:r>
+      <w:r>
+        <w:t>.</w:t>
+      </w:r>
+      <w:r>
+        <w:t xml:space="preserve"> </w:t>
+      </w:r>
+    </w:p>
+    <w:p>
+      <w:r>
+        <w:t xml:space="preserve">Example : </w:t>
+      </w:r>
+      <w:r>
+        <w:t>.</w:t>
+      </w:r>
+      <w:r>
+        <w:t>map(</w:t>
+      </w:r>
+      <w:r>
+        <w:t>String::length</w:t>
+      </w:r>
+      <w:r>
+        <w:t>)</w:t>
+      </w:r>
+    </w:p>
+    <w:p>
+      <w:r>
+        <w:t>ii)</w:t>
+      </w:r>
+      <w:r>
+        <w:rPr>
+          <w:b/>
+          <w:bCs/>
+        </w:rPr>
+        <w:t xml:space="preserve"> </w:t>
+      </w:r>
+      <w:r>
+        <w:rPr>
+          <w:b/>
+          <w:bCs/>
+        </w:rPr>
+        <w:t>Immutability</w:t>
+      </w:r>
+      <w:r>
+        <w:rPr>
+          <w:b/>
+          <w:bCs/>
+        </w:rPr>
+        <w:br/>
+      </w:r>
+      <w:r>
+        <w:t xml:space="preserve">Once data is created, it cannot be modified. Instead of altering existing state, functional operations create and return </w:t>
+      </w:r>
+      <w:r>
+        <w:rPr>
+          <w:i/>
+          <w:iCs/>
+        </w:rPr>
+        <w:t>new</w:t>
+      </w:r>
+      <w:r>
+        <w:t xml:space="preserve"> data structures with the updated values.</w:t>
+      </w:r>
+    </w:p>
+    <w:p>
+      <w:pPr>
+        <w:rPr>
+          <w:b/>
+          <w:bCs/>
+        </w:rPr>
+      </w:pPr>
+      <w:r>
+        <w:t>iii)</w:t>
+      </w:r>
+      <w:r>
+        <w:rPr>
+          <w:b/>
+          <w:bCs/>
+        </w:rPr>
+        <w:t>Functional composition</w:t>
+      </w:r>
+    </w:p>
+    <w:p>
+      <w:r>
+        <w:t>Building complex logic by combining simpler, single-purpose functions together sequentially, passing the output of one as the input to the next.</w:t>
+      </w:r>
+    </w:p>
+    <w:p>
+      <w:r>
+        <w:t>( t</w:t>
+      </w:r>
+      <w:r>
+        <w:t xml:space="preserve">hrough chaining and pipelining </w:t>
+      </w:r>
+      <w:r>
+        <w:t>)</w:t>
+      </w:r>
+    </w:p>
+    <w:p>
+      <w:r>
+        <w:t>iv)</w:t>
+      </w:r>
+      <w:r>
+        <w:rPr>
+          <w:b/>
+          <w:bCs/>
+        </w:rPr>
+        <w:t>Declarative Code (</w:t>
+      </w:r>
+      <w:r>
+        <w:rPr>
+          <w:b/>
+          <w:bCs/>
+          <w:i/>
+          <w:iCs/>
+        </w:rPr>
+        <w:t>What</w:t>
+      </w:r>
+      <w:r>
+        <w:rPr>
+          <w:b/>
+          <w:bCs/>
+        </w:rPr>
+        <w:t xml:space="preserve">, not </w:t>
+      </w:r>
+      <w:r>
+        <w:rPr>
+          <w:b/>
+          <w:bCs/>
+          <w:i/>
+          <w:iCs/>
+        </w:rPr>
+        <w:t>How</w:t>
+      </w:r>
+      <w:r>
+        <w:rPr>
+          <w:b/>
+          <w:bCs/>
+        </w:rPr>
+        <w:t>)</w:t>
+      </w:r>
+      <w:r>
+        <w:t xml:space="preserve"> </w:t>
+      </w:r>
+      <w:r>
+        <w:br/>
+      </w:r>
+      <w:r>
+        <w:t>Focuses on expressing the logic of computation without explicitly detailing the step-by-step control flow or loop iterations (e.g., using .map() and .filter() instead of imperative for loops).</w:t>
       </w:r>
     </w:p>
     <w:p>
@@ -167,19 +378,11 @@
         </w:rPr>
         <w:t xml:space="preserve">It can have any number of </w:t>
       </w:r>
-      <w:proofErr w:type="gramStart"/>
-      <w:r>
-        <w:rPr>
-          <w:lang w:val="en-US"/>
-        </w:rPr>
-        <w:t>static,</w:t>
-      </w:r>
-      <w:proofErr w:type="gramEnd"/>
-      <w:r>
-        <w:rPr>
-          <w:lang w:val="en-US"/>
-        </w:rPr>
-        <w:t xml:space="preserve"> default</w:t>
+      <w:r>
+        <w:rPr>
+          <w:lang w:val="en-US"/>
+        </w:rPr>
+        <w:t>static, default</w:t>
       </w:r>
       <w:r>
         <w:rPr>
@@ -284,6 +487,7 @@
         <w:rPr>
           <w:lang w:val="en-US"/>
         </w:rPr>
+        <w:lastRenderedPageBreak/>
         <w:t xml:space="preserve">Anonymous class is only creating for one-time use, we cannot reuse it. The question that must be wondering that </w:t>
       </w:r>
       <w:r>
@@ -1811,7 +2015,6 @@
           <w:lang w:eastAsia="en-IN"/>
           <w14:ligatures w14:val="none"/>
         </w:rPr>
-        <w:lastRenderedPageBreak/>
         <w:t xml:space="preserve">        </w:t>
       </w:r>
       <w:proofErr w:type="spellStart"/>
@@ -2996,6 +3199,7 @@
           <w:rFonts w:ascii="Times New Roman" w:hAnsi="Times New Roman" w:cs="Times New Roman"/>
           <w:kern w:val="0"/>
         </w:rPr>
+        <w:lastRenderedPageBreak/>
         <w:t xml:space="preserve">        </w:t>
       </w:r>
       <w:r>
@@ -4039,7 +4243,6 @@
           <w:color w:val="666666"/>
           <w:kern w:val="0"/>
         </w:rPr>
-        <w:lastRenderedPageBreak/>
         <w:t>}</w:t>
       </w:r>
     </w:p>
@@ -4098,8 +4301,6 @@
         </w:rPr>
         <w:t xml:space="preserve">It represents a function which takes in one </w:t>
       </w:r>
-      <w:proofErr w:type="spellStart"/>
-      <w:proofErr w:type="gramStart"/>
       <w:r>
         <w:rPr>
           <w:lang w:val="en-US"/>
@@ -4116,24 +4317,20 @@
         <w:rPr>
           <w:lang w:val="en-US"/>
         </w:rPr>
-        <w:t>However</w:t>
-      </w:r>
-      <w:proofErr w:type="spellEnd"/>
-      <w:proofErr w:type="gramEnd"/>
-      <w:r>
-        <w:rPr>
-          <w:lang w:val="en-US"/>
-        </w:rPr>
-        <w:t xml:space="preserve"> </w:t>
-      </w:r>
-      <w:proofErr w:type="gramStart"/>
-      <w:r>
-        <w:rPr>
-          <w:lang w:val="en-US"/>
-        </w:rPr>
-        <w:t>these kind of functions</w:t>
-      </w:r>
-      <w:proofErr w:type="gramEnd"/>
+        <w:t xml:space="preserve"> However</w:t>
+      </w:r>
+      <w:r>
+        <w:rPr>
+          <w:lang w:val="en-US"/>
+        </w:rPr>
+        <w:t xml:space="preserve"> </w:t>
+      </w:r>
+      <w:r>
+        <w:rPr>
+          <w:lang w:val="en-US"/>
+        </w:rPr>
+        <w:t>these kinds of functions</w:t>
+      </w:r>
       <w:r>
         <w:rPr>
           <w:lang w:val="en-US"/>
@@ -4775,6 +4972,7 @@
           <w:rFonts w:ascii="Times New Roman" w:hAnsi="Times New Roman" w:cs="Times New Roman"/>
           <w:kern w:val="0"/>
         </w:rPr>
+        <w:lastRenderedPageBreak/>
         <w:t xml:space="preserve">        </w:t>
       </w:r>
       <w:proofErr w:type="spellStart"/>
@@ -5919,16 +6117,8 @@
         <w:rPr>
           <w:lang w:val="en-US"/>
         </w:rPr>
-        <w:t>O/</w:t>
-      </w:r>
-      <w:proofErr w:type="gramStart"/>
-      <w:r>
-        <w:rPr>
-          <w:lang w:val="en-US"/>
-        </w:rPr>
-        <w:t>p :</w:t>
-      </w:r>
-      <w:proofErr w:type="gramEnd"/>
+        <w:t>O/p :</w:t>
+      </w:r>
     </w:p>
     <w:p>
       <w:pPr>
@@ -6376,6 +6566,7 @@
           <w:rFonts w:ascii="Times New Roman" w:hAnsi="Times New Roman" w:cs="Times New Roman"/>
           <w:kern w:val="0"/>
         </w:rPr>
+        <w:lastRenderedPageBreak/>
         <w:t xml:space="preserve">        Map</w:t>
       </w:r>
       <w:r>
@@ -8734,21 +8925,7 @@
         <w:rPr>
           <w:lang w:val="en-US"/>
         </w:rPr>
-        <w:t>O/</w:t>
-      </w:r>
-      <w:proofErr w:type="gramStart"/>
-      <w:r>
-        <w:rPr>
-          <w:lang w:val="en-US"/>
-        </w:rPr>
-        <w:t>p :</w:t>
-      </w:r>
-      <w:proofErr w:type="gramEnd"/>
-      <w:r>
-        <w:rPr>
-          <w:lang w:val="en-US"/>
-        </w:rPr>
-        <w:t xml:space="preserve"> </w:t>
+        <w:t xml:space="preserve">O/p : </w:t>
       </w:r>
       <w:r>
         <w:rPr>
@@ -8780,6 +8957,7 @@
           <w:rFonts w:ascii="Times New Roman" w:hAnsi="Times New Roman" w:cs="Times New Roman"/>
           <w:kern w:val="0"/>
         </w:rPr>
+        <w:lastRenderedPageBreak/>
         <w:t xml:space="preserve">   </w:t>
       </w:r>
       <w:r>
@@ -10173,21 +10351,7 @@
         <w:rPr>
           <w:lang w:val="en-US"/>
         </w:rPr>
-        <w:t>O/</w:t>
-      </w:r>
-      <w:proofErr w:type="gramStart"/>
-      <w:r>
-        <w:rPr>
-          <w:lang w:val="en-US"/>
-        </w:rPr>
-        <w:t>p :</w:t>
-      </w:r>
-      <w:proofErr w:type="gramEnd"/>
-      <w:r>
-        <w:rPr>
-          <w:lang w:val="en-US"/>
-        </w:rPr>
-        <w:t xml:space="preserve"> </w:t>
+        <w:t xml:space="preserve">O/p : </w:t>
       </w:r>
     </w:p>
     <w:p>
@@ -10983,7 +11147,6 @@
           <w:rFonts w:ascii="Times New Roman" w:hAnsi="Times New Roman" w:cs="Times New Roman"/>
           <w:kern w:val="0"/>
         </w:rPr>
-        <w:lastRenderedPageBreak/>
         <w:t xml:space="preserve">        </w:t>
       </w:r>
       <w:proofErr w:type="spellStart"/>
@@ -11398,6 +11561,7 @@
           <w:rFonts w:ascii="Times New Roman" w:hAnsi="Times New Roman" w:cs="Times New Roman"/>
           <w:kern w:val="0"/>
         </w:rPr>
+        <w:lastRenderedPageBreak/>
         <w:t xml:space="preserve">    T </w:t>
       </w:r>
       <w:r>
@@ -14222,29 +14386,13 @@
         <w:t xml:space="preserve">In Java 8, </w:t>
       </w:r>
       <w:proofErr w:type="spellStart"/>
-      <w:proofErr w:type="gramStart"/>
-      <w:r>
-        <w:rPr>
-          <w:lang w:val="en-US"/>
-        </w:rPr>
-        <w:t>java.util</w:t>
-      </w:r>
-      <w:proofErr w:type="gramEnd"/>
-      <w:r>
-        <w:rPr>
-          <w:lang w:val="en-US"/>
-        </w:rPr>
-        <w:t>.</w:t>
-      </w:r>
-      <w:proofErr w:type="gramStart"/>
-      <w:r>
-        <w:rPr>
-          <w:lang w:val="en-US"/>
-        </w:rPr>
-        <w:t>function.Function</w:t>
+      <w:r>
+        <w:rPr>
+          <w:lang w:val="en-US"/>
+        </w:rPr>
+        <w:t>java.util.function.Function</w:t>
       </w:r>
       <w:proofErr w:type="spellEnd"/>
-      <w:proofErr w:type="gramEnd"/>
       <w:r>
         <w:rPr>
           <w:lang w:val="en-US"/>
@@ -14504,7 +14652,6 @@
           <w:color w:val="008000"/>
           <w:kern w:val="0"/>
         </w:rPr>
-        <w:lastRenderedPageBreak/>
         <w:t>class</w:t>
       </w:r>
       <w:r>
@@ -15457,6 +15604,7 @@
         <w:rPr>
           <w:lang w:val="en-US"/>
         </w:rPr>
+        <w:lastRenderedPageBreak/>
         <w:t>Method References</w:t>
       </w:r>
     </w:p>
@@ -15619,7 +15767,6 @@
         <w:t xml:space="preserve">Reference to a static method using the </w:t>
       </w:r>
       <w:proofErr w:type="spellStart"/>
-      <w:proofErr w:type="gramStart"/>
       <w:r>
         <w:rPr>
           <w:lang w:val="en-US"/>
@@ -15634,7 +15781,6 @@
         <w:t>::</w:t>
       </w:r>
       <w:proofErr w:type="spellStart"/>
-      <w:proofErr w:type="gramEnd"/>
       <w:r>
         <w:rPr>
           <w:lang w:val="en-US"/>
@@ -15661,23 +15807,7 @@
           <w:u w:val="single"/>
           <w:lang w:val="en-US"/>
         </w:rPr>
-        <w:t xml:space="preserve">Example </w:t>
-      </w:r>
-      <w:proofErr w:type="gramStart"/>
-      <w:r>
-        <w:rPr>
-          <w:u w:val="single"/>
-          <w:lang w:val="en-US"/>
-        </w:rPr>
-        <w:t>1 :</w:t>
-      </w:r>
-      <w:proofErr w:type="gramEnd"/>
-      <w:r>
-        <w:rPr>
-          <w:u w:val="single"/>
-          <w:lang w:val="en-US"/>
-        </w:rPr>
-        <w:t xml:space="preserve"> </w:t>
+        <w:t xml:space="preserve">Example 1 : </w:t>
       </w:r>
     </w:p>
     <w:p>
@@ -15761,7 +15891,6 @@
           <w:lang w:val="en-US"/>
           <w14:ligatures w14:val="none"/>
         </w:rPr>
-        <w:lastRenderedPageBreak/>
         <w:t>class</w:t>
       </w:r>
       <w:r>
@@ -17042,6 +17171,7 @@
           <w:lang w:val="en-US"/>
           <w14:ligatures w14:val="none"/>
         </w:rPr>
+        <w:lastRenderedPageBreak/>
         <w:t xml:space="preserve">        </w:t>
       </w:r>
       <w:r>
@@ -17084,7 +17214,6 @@
         </w:rPr>
         <w:t xml:space="preserve"> </w:t>
       </w:r>
-      <w:proofErr w:type="gramStart"/>
       <w:r>
         <w:rPr>
           <w:rFonts w:ascii="Source Code Pro" w:eastAsia="Times New Roman" w:hAnsi="Source Code Pro" w:cs="Times New Roman"/>
@@ -17135,7 +17264,6 @@
         </w:rPr>
         <w:t>;</w:t>
       </w:r>
-      <w:proofErr w:type="gramEnd"/>
       <w:r>
         <w:rPr>
           <w:rFonts w:ascii="Source Code Pro" w:eastAsia="Times New Roman" w:hAnsi="Source Code Pro" w:cs="Times New Roman"/>
@@ -17197,7 +17325,6 @@
         </w:rPr>
         <w:t xml:space="preserve"> </w:t>
       </w:r>
-      <w:proofErr w:type="gramStart"/>
       <w:r>
         <w:rPr>
           <w:rFonts w:ascii="Source Code Pro" w:eastAsia="Times New Roman" w:hAnsi="Source Code Pro" w:cs="Times New Roman"/>
@@ -17248,7 +17375,6 @@
         </w:rPr>
         <w:t>;</w:t>
       </w:r>
-      <w:proofErr w:type="gramEnd"/>
       <w:r>
         <w:rPr>
           <w:rFonts w:ascii="Source Code Pro" w:eastAsia="Times New Roman" w:hAnsi="Source Code Pro" w:cs="Times New Roman"/>
@@ -17290,7 +17416,6 @@
         </w:rPr>
         <w:t>&lt;</w:t>
       </w:r>
-      <w:proofErr w:type="gramStart"/>
       <w:r>
         <w:rPr>
           <w:rFonts w:ascii="Source Code Pro" w:eastAsia="Times New Roman" w:hAnsi="Source Code Pro" w:cs="Times New Roman"/>
@@ -17321,7 +17446,6 @@
         </w:rPr>
         <w:t>,</w:t>
       </w:r>
-      <w:proofErr w:type="gramEnd"/>
       <w:r>
         <w:rPr>
           <w:rFonts w:ascii="Source Code Pro" w:eastAsia="Times New Roman" w:hAnsi="Source Code Pro" w:cs="Times New Roman"/>
@@ -17404,7 +17528,6 @@
         </w:rPr>
         <w:t xml:space="preserve"> </w:t>
       </w:r>
-      <w:proofErr w:type="gramStart"/>
       <w:r>
         <w:rPr>
           <w:rFonts w:ascii="Source Code Pro" w:eastAsia="Times New Roman" w:hAnsi="Source Code Pro" w:cs="Times New Roman"/>
@@ -17457,7 +17580,6 @@
         </w:rPr>
         <w:t>;</w:t>
       </w:r>
-      <w:proofErr w:type="gramEnd"/>
       <w:r>
         <w:rPr>
           <w:rFonts w:ascii="Source Code Pro" w:eastAsia="Times New Roman" w:hAnsi="Source Code Pro" w:cs="Times New Roman"/>
@@ -17480,7 +17602,6 @@
         <w:t xml:space="preserve">        </w:t>
       </w:r>
       <w:proofErr w:type="spellStart"/>
-      <w:proofErr w:type="gramStart"/>
       <w:r>
         <w:rPr>
           <w:rFonts w:ascii="Source Code Pro" w:eastAsia="Times New Roman" w:hAnsi="Source Code Pro" w:cs="Times New Roman"/>
@@ -17512,7 +17633,6 @@
         <w:t>println</w:t>
       </w:r>
       <w:proofErr w:type="spellEnd"/>
-      <w:proofErr w:type="gramEnd"/>
       <w:r>
         <w:rPr>
           <w:rFonts w:ascii="Source Code Pro" w:eastAsia="Times New Roman" w:hAnsi="Source Code Pro" w:cs="Times New Roman"/>
@@ -17524,7 +17644,6 @@
         <w:t>(</w:t>
       </w:r>
       <w:proofErr w:type="spellStart"/>
-      <w:proofErr w:type="gramStart"/>
       <w:r>
         <w:rPr>
           <w:rFonts w:ascii="Source Code Pro" w:eastAsia="Times New Roman" w:hAnsi="Source Code Pro" w:cs="Times New Roman"/>
@@ -17556,7 +17675,6 @@
         <w:t>perform</w:t>
       </w:r>
       <w:proofErr w:type="spellEnd"/>
-      <w:proofErr w:type="gramEnd"/>
       <w:r>
         <w:rPr>
           <w:rFonts w:ascii="Source Code Pro" w:eastAsia="Times New Roman" w:hAnsi="Source Code Pro" w:cs="Times New Roman"/>
@@ -17567,7 +17685,6 @@
         </w:rPr>
         <w:t>(</w:t>
       </w:r>
-      <w:proofErr w:type="gramStart"/>
       <w:r>
         <w:rPr>
           <w:rFonts w:ascii="Source Code Pro" w:eastAsia="Times New Roman" w:hAnsi="Source Code Pro" w:cs="Times New Roman"/>
@@ -17598,7 +17715,6 @@
         </w:rPr>
         <w:t>,</w:t>
       </w:r>
-      <w:proofErr w:type="gramEnd"/>
       <w:r>
         <w:rPr>
           <w:rFonts w:ascii="Source Code Pro" w:eastAsia="Times New Roman" w:hAnsi="Source Code Pro" w:cs="Times New Roman"/>
@@ -17609,7 +17725,6 @@
         </w:rPr>
         <w:t xml:space="preserve"> </w:t>
       </w:r>
-      <w:proofErr w:type="gramStart"/>
       <w:r>
         <w:rPr>
           <w:rFonts w:ascii="Source Code Pro" w:eastAsia="Times New Roman" w:hAnsi="Source Code Pro" w:cs="Times New Roman"/>
@@ -17638,18 +17753,7 @@
           <w:lang w:val="en-US"/>
           <w14:ligatures w14:val="none"/>
         </w:rPr>
-        <w:t>)</w:t>
-      </w:r>
-      <w:proofErr w:type="gramEnd"/>
-      <w:r>
-        <w:rPr>
-          <w:rFonts w:ascii="Source Code Pro" w:eastAsia="Times New Roman" w:hAnsi="Source Code Pro" w:cs="Times New Roman"/>
-          <w:color w:val="89DDFF"/>
-          <w:kern w:val="0"/>
-          <w:lang w:val="en-US"/>
-          <w14:ligatures w14:val="none"/>
-        </w:rPr>
-        <w:t>)</w:t>
+        <w:t>))</w:t>
       </w:r>
       <w:r>
         <w:rPr>
@@ -17693,7 +17797,6 @@
         <w:t xml:space="preserve">        </w:t>
       </w:r>
       <w:proofErr w:type="spellStart"/>
-      <w:proofErr w:type="gramStart"/>
       <w:r>
         <w:rPr>
           <w:rFonts w:ascii="Source Code Pro" w:eastAsia="Times New Roman" w:hAnsi="Source Code Pro" w:cs="Times New Roman"/>
@@ -17725,7 +17828,6 @@
         <w:t>println</w:t>
       </w:r>
       <w:proofErr w:type="spellEnd"/>
-      <w:proofErr w:type="gramEnd"/>
       <w:r>
         <w:rPr>
           <w:rFonts w:ascii="Source Code Pro" w:eastAsia="Times New Roman" w:hAnsi="Source Code Pro" w:cs="Times New Roman"/>
@@ -17737,7 +17839,6 @@
         <w:t>(</w:t>
       </w:r>
       <w:proofErr w:type="spellStart"/>
-      <w:proofErr w:type="gramStart"/>
       <w:r>
         <w:rPr>
           <w:rFonts w:ascii="Source Code Pro" w:eastAsia="Times New Roman" w:hAnsi="Source Code Pro" w:cs="Times New Roman"/>
@@ -17769,7 +17870,6 @@
         <w:t>perform</w:t>
       </w:r>
       <w:proofErr w:type="spellEnd"/>
-      <w:proofErr w:type="gramEnd"/>
       <w:r>
         <w:rPr>
           <w:rFonts w:ascii="Source Code Pro" w:eastAsia="Times New Roman" w:hAnsi="Source Code Pro" w:cs="Times New Roman"/>
@@ -17780,7 +17880,6 @@
         </w:rPr>
         <w:t>(</w:t>
       </w:r>
-      <w:proofErr w:type="gramStart"/>
       <w:r>
         <w:rPr>
           <w:rFonts w:ascii="Source Code Pro" w:eastAsia="Times New Roman" w:hAnsi="Source Code Pro" w:cs="Times New Roman"/>
@@ -17811,7 +17910,6 @@
         </w:rPr>
         <w:t>,</w:t>
       </w:r>
-      <w:proofErr w:type="gramEnd"/>
       <w:r>
         <w:rPr>
           <w:rFonts w:ascii="Source Code Pro" w:eastAsia="Times New Roman" w:hAnsi="Source Code Pro" w:cs="Times New Roman"/>
@@ -17822,7 +17920,6 @@
         </w:rPr>
         <w:t xml:space="preserve"> </w:t>
       </w:r>
-      <w:proofErr w:type="gramStart"/>
       <w:r>
         <w:rPr>
           <w:rFonts w:ascii="Source Code Pro" w:eastAsia="Times New Roman" w:hAnsi="Source Code Pro" w:cs="Times New Roman"/>
@@ -17851,18 +17948,7 @@
           <w:lang w:val="en-US"/>
           <w14:ligatures w14:val="none"/>
         </w:rPr>
-        <w:t>)</w:t>
-      </w:r>
-      <w:proofErr w:type="gramEnd"/>
-      <w:r>
-        <w:rPr>
-          <w:rFonts w:ascii="Source Code Pro" w:eastAsia="Times New Roman" w:hAnsi="Source Code Pro" w:cs="Times New Roman"/>
-          <w:color w:val="89DDFF"/>
-          <w:kern w:val="0"/>
-          <w:lang w:val="en-US"/>
-          <w14:ligatures w14:val="none"/>
-        </w:rPr>
-        <w:t>)</w:t>
+        <w:t>))</w:t>
       </w:r>
       <w:r>
         <w:rPr>
@@ -17906,7 +17992,6 @@
         <w:t xml:space="preserve">        </w:t>
       </w:r>
       <w:proofErr w:type="spellStart"/>
-      <w:proofErr w:type="gramStart"/>
       <w:r>
         <w:rPr>
           <w:rFonts w:ascii="Source Code Pro" w:eastAsia="Times New Roman" w:hAnsi="Source Code Pro" w:cs="Times New Roman"/>
@@ -17938,7 +18023,6 @@
         <w:t>println</w:t>
       </w:r>
       <w:proofErr w:type="spellEnd"/>
-      <w:proofErr w:type="gramEnd"/>
       <w:r>
         <w:rPr>
           <w:rFonts w:ascii="Source Code Pro" w:eastAsia="Times New Roman" w:hAnsi="Source Code Pro" w:cs="Times New Roman"/>
@@ -17950,7 +18034,6 @@
         <w:t>(</w:t>
       </w:r>
       <w:proofErr w:type="spellStart"/>
-      <w:proofErr w:type="gramStart"/>
       <w:r>
         <w:rPr>
           <w:rFonts w:ascii="Source Code Pro" w:eastAsia="Times New Roman" w:hAnsi="Source Code Pro" w:cs="Times New Roman"/>
@@ -17982,7 +18065,6 @@
         <w:t>apply</w:t>
       </w:r>
       <w:proofErr w:type="spellEnd"/>
-      <w:proofErr w:type="gramEnd"/>
       <w:r>
         <w:rPr>
           <w:rFonts w:ascii="Source Code Pro" w:eastAsia="Times New Roman" w:hAnsi="Source Code Pro" w:cs="Times New Roman"/>
@@ -18011,9 +18093,18 @@
           <w:lang w:val="en-US"/>
           <w14:ligatures w14:val="none"/>
         </w:rPr>
-        <w:t>")</w:t>
-      </w:r>
-      <w:proofErr w:type="gramStart"/>
+        <w:t>"))</w:t>
+      </w:r>
+      <w:r>
+        <w:rPr>
+          <w:rFonts w:ascii="Source Code Pro" w:eastAsia="Times New Roman" w:hAnsi="Source Code Pro" w:cs="Times New Roman"/>
+          <w:color w:val="EEFFFF"/>
+          <w:kern w:val="0"/>
+          <w:lang w:val="en-US"/>
+          <w14:ligatures w14:val="none"/>
+        </w:rPr>
+        <w:t xml:space="preserve"> </w:t>
+      </w:r>
       <w:r>
         <w:rPr>
           <w:rFonts w:ascii="Source Code Pro" w:eastAsia="Times New Roman" w:hAnsi="Source Code Pro" w:cs="Times New Roman"/>
@@ -18022,29 +18113,8 @@
           <w:lang w:val="en-US"/>
           <w14:ligatures w14:val="none"/>
         </w:rPr>
-        <w:t>)</w:t>
-      </w:r>
-      <w:r>
-        <w:rPr>
-          <w:rFonts w:ascii="Source Code Pro" w:eastAsia="Times New Roman" w:hAnsi="Source Code Pro" w:cs="Times New Roman"/>
-          <w:color w:val="EEFFFF"/>
-          <w:kern w:val="0"/>
-          <w:lang w:val="en-US"/>
-          <w14:ligatures w14:val="none"/>
-        </w:rPr>
-        <w:t xml:space="preserve"> </w:t>
-      </w:r>
-      <w:r>
-        <w:rPr>
-          <w:rFonts w:ascii="Source Code Pro" w:eastAsia="Times New Roman" w:hAnsi="Source Code Pro" w:cs="Times New Roman"/>
-          <w:color w:val="89DDFF"/>
-          <w:kern w:val="0"/>
-          <w:lang w:val="en-US"/>
-          <w14:ligatures w14:val="none"/>
-        </w:rPr>
         <w:t>;</w:t>
       </w:r>
-      <w:proofErr w:type="gramEnd"/>
       <w:r>
         <w:rPr>
           <w:rFonts w:ascii="Source Code Pro" w:eastAsia="Times New Roman" w:hAnsi="Source Code Pro" w:cs="Times New Roman"/>
@@ -18181,17 +18251,9 @@
         <w:rPr>
           <w:lang w:val="en-US"/>
         </w:rPr>
-        <w:t xml:space="preserve">You can reference an instance method of an object using the </w:t>
-      </w:r>
-      <w:proofErr w:type="gramStart"/>
-      <w:r>
-        <w:rPr>
-          <w:lang w:val="en-US"/>
-        </w:rPr>
-        <w:t>instance::</w:t>
+        <w:t>You can reference an instance method of an object using the instance::</w:t>
       </w:r>
       <w:proofErr w:type="spellStart"/>
-      <w:proofErr w:type="gramEnd"/>
       <w:r>
         <w:rPr>
           <w:lang w:val="en-US"/>
@@ -18598,16 +18660,6 @@
           <w14:ligatures w14:val="none"/>
         </w:rPr>
         <w:br/>
-      </w:r>
-      <w:r>
-        <w:rPr>
-          <w:rFonts w:ascii="Source Code Pro" w:eastAsia="Times New Roman" w:hAnsi="Source Code Pro" w:cs="Times New Roman"/>
-          <w:color w:val="EEFFFF"/>
-          <w:kern w:val="0"/>
-          <w:lang w:val="en-US"/>
-          <w14:ligatures w14:val="none"/>
-        </w:rPr>
-        <w:lastRenderedPageBreak/>
         <w:t xml:space="preserve">    </w:t>
       </w:r>
       <w:r>
@@ -20191,6 +20243,16 @@
           <w14:ligatures w14:val="none"/>
         </w:rPr>
         <w:br/>
+      </w:r>
+      <w:r>
+        <w:rPr>
+          <w:rFonts w:ascii="Source Code Pro" w:eastAsia="Times New Roman" w:hAnsi="Source Code Pro" w:cs="Times New Roman"/>
+          <w:color w:val="EEFFFF"/>
+          <w:kern w:val="0"/>
+          <w:lang w:val="en-US"/>
+          <w14:ligatures w14:val="none"/>
+        </w:rPr>
+        <w:lastRenderedPageBreak/>
         <w:t xml:space="preserve">        </w:t>
       </w:r>
       <w:proofErr w:type="spellStart"/>
@@ -21978,7 +22040,6 @@
           <w:rFonts w:ascii="Times New Roman" w:hAnsi="Times New Roman" w:cs="Times New Roman"/>
           <w:kern w:val="0"/>
         </w:rPr>
-        <w:lastRenderedPageBreak/>
         <w:t xml:space="preserve">        </w:t>
       </w:r>
       <w:proofErr w:type="spellStart"/>
@@ -22101,21 +22162,7 @@
         <w:rPr>
           <w:lang w:val="en-US"/>
         </w:rPr>
-        <w:t>O/</w:t>
-      </w:r>
-      <w:proofErr w:type="gramStart"/>
-      <w:r>
-        <w:rPr>
-          <w:lang w:val="en-US"/>
-        </w:rPr>
-        <w:t>p :</w:t>
-      </w:r>
-      <w:proofErr w:type="gramEnd"/>
-      <w:r>
-        <w:rPr>
-          <w:lang w:val="en-US"/>
-        </w:rPr>
-        <w:t xml:space="preserve"> </w:t>
+        <w:t xml:space="preserve">O/p : </w:t>
       </w:r>
     </w:p>
     <w:p>
@@ -22204,7 +22251,6 @@
         <w:t xml:space="preserve">You can reference a constructor using the </w:t>
       </w:r>
       <w:proofErr w:type="spellStart"/>
-      <w:proofErr w:type="gramStart"/>
       <w:r>
         <w:rPr>
           <w:lang w:val="en-US"/>
@@ -22216,14 +22262,7 @@
         <w:rPr>
           <w:lang w:val="en-US"/>
         </w:rPr>
-        <w:t>::</w:t>
-      </w:r>
-      <w:proofErr w:type="gramEnd"/>
-      <w:r>
-        <w:rPr>
-          <w:lang w:val="en-US"/>
-        </w:rPr>
-        <w:t>new syntax</w:t>
+        <w:t>::new syntax</w:t>
       </w:r>
     </w:p>
     <w:p>
@@ -22347,18 +22386,7 @@
           <w:lang w:val="en-US"/>
           <w14:ligatures w14:val="none"/>
         </w:rPr>
-        <w:t xml:space="preserve"> </w:t>
-      </w:r>
-      <w:proofErr w:type="gramStart"/>
-      <w:r>
-        <w:rPr>
-          <w:rFonts w:ascii="Source Code Pro" w:eastAsia="Times New Roman" w:hAnsi="Source Code Pro" w:cs="Times New Roman"/>
-          <w:color w:val="EEFFFF"/>
-          <w:kern w:val="0"/>
-          <w:lang w:val="en-US"/>
-          <w14:ligatures w14:val="none"/>
-        </w:rPr>
-        <w:t xml:space="preserve">name </w:t>
+        <w:t xml:space="preserve"> name </w:t>
       </w:r>
       <w:r>
         <w:rPr>
@@ -22370,7 +22398,6 @@
         </w:rPr>
         <w:t>;</w:t>
       </w:r>
-      <w:proofErr w:type="gramEnd"/>
       <w:r>
         <w:rPr>
           <w:rFonts w:ascii="Source Code Pro" w:eastAsia="Times New Roman" w:hAnsi="Source Code Pro" w:cs="Times New Roman"/>
@@ -22400,6 +22427,16 @@
           <w14:ligatures w14:val="none"/>
         </w:rPr>
         <w:br/>
+      </w:r>
+      <w:r>
+        <w:rPr>
+          <w:rFonts w:ascii="Source Code Pro" w:eastAsia="Times New Roman" w:hAnsi="Source Code Pro" w:cs="Times New Roman"/>
+          <w:color w:val="EEFFFF"/>
+          <w:kern w:val="0"/>
+          <w:lang w:val="en-US"/>
+          <w14:ligatures w14:val="none"/>
+        </w:rPr>
+        <w:lastRenderedPageBreak/>
         <w:t xml:space="preserve">    </w:t>
       </w:r>
       <w:r>
@@ -22422,7 +22459,6 @@
         </w:rPr>
         <w:t xml:space="preserve"> </w:t>
       </w:r>
-      <w:proofErr w:type="gramStart"/>
       <w:r>
         <w:rPr>
           <w:rFonts w:ascii="Source Code Pro" w:eastAsia="Times New Roman" w:hAnsi="Source Code Pro" w:cs="Times New Roman"/>
@@ -22443,7 +22479,6 @@
         </w:rPr>
         <w:t>(</w:t>
       </w:r>
-      <w:proofErr w:type="gramEnd"/>
       <w:r>
         <w:rPr>
           <w:rFonts w:ascii="Source Code Pro" w:eastAsia="Times New Roman" w:hAnsi="Source Code Pro" w:cs="Times New Roman"/>
@@ -22565,18 +22600,7 @@
           <w:lang w:val="en-US"/>
           <w14:ligatures w14:val="none"/>
         </w:rPr>
-        <w:t xml:space="preserve"> </w:t>
-      </w:r>
-      <w:proofErr w:type="gramStart"/>
-      <w:r>
-        <w:rPr>
-          <w:rFonts w:ascii="Source Code Pro" w:eastAsia="Times New Roman" w:hAnsi="Source Code Pro" w:cs="Times New Roman"/>
-          <w:color w:val="EEFFFF"/>
-          <w:kern w:val="0"/>
-          <w:lang w:val="en-US"/>
-          <w14:ligatures w14:val="none"/>
-        </w:rPr>
-        <w:t xml:space="preserve">name </w:t>
+        <w:t xml:space="preserve"> name </w:t>
       </w:r>
       <w:r>
         <w:rPr>
@@ -22588,59 +22612,15 @@
         </w:rPr>
         <w:t>;</w:t>
       </w:r>
-      <w:proofErr w:type="gramEnd"/>
-      <w:r>
-        <w:rPr>
-          <w:rFonts w:ascii="Source Code Pro" w:eastAsia="Times New Roman" w:hAnsi="Source Code Pro" w:cs="Times New Roman"/>
-          <w:color w:val="EEFFFF"/>
-          <w:kern w:val="0"/>
-          <w:lang w:val="en-US"/>
-          <w14:ligatures w14:val="none"/>
-        </w:rPr>
-        <w:t xml:space="preserve"> </w:t>
-      </w:r>
-      <w:r>
-        <w:rPr>
-          <w:rFonts w:ascii="Source Code Pro" w:eastAsia="Times New Roman" w:hAnsi="Source Code Pro" w:cs="Times New Roman"/>
-          <w:color w:val="EEFFFF"/>
-          <w:kern w:val="0"/>
-          <w:lang w:val="en-US"/>
-          <w14:ligatures w14:val="none"/>
-        </w:rPr>
-        <w:br/>
-        <w:t xml:space="preserve">  </w:t>
-      </w:r>
-      <w:proofErr w:type="gramStart"/>
-      <w:r>
-        <w:rPr>
-          <w:rFonts w:ascii="Source Code Pro" w:eastAsia="Times New Roman" w:hAnsi="Source Code Pro" w:cs="Times New Roman"/>
-          <w:color w:val="EEFFFF"/>
-          <w:kern w:val="0"/>
-          <w:lang w:val="en-US"/>
-          <w14:ligatures w14:val="none"/>
-        </w:rPr>
-        <w:t xml:space="preserve">  </w:t>
-      </w:r>
-      <w:r>
-        <w:rPr>
-          <w:rFonts w:ascii="Source Code Pro" w:eastAsia="Times New Roman" w:hAnsi="Source Code Pro" w:cs="Times New Roman"/>
-          <w:color w:val="89DDFF"/>
-          <w:kern w:val="0"/>
-          <w:lang w:val="en-US"/>
-          <w14:ligatures w14:val="none"/>
-        </w:rPr>
-        <w:t>}</w:t>
-      </w:r>
-      <w:proofErr w:type="gramEnd"/>
-      <w:r>
-        <w:rPr>
-          <w:rFonts w:ascii="Source Code Pro" w:eastAsia="Times New Roman" w:hAnsi="Source Code Pro" w:cs="Times New Roman"/>
-          <w:color w:val="EEFFFF"/>
-          <w:kern w:val="0"/>
-          <w:lang w:val="en-US"/>
-          <w14:ligatures w14:val="none"/>
-        </w:rPr>
-        <w:br/>
+      <w:r>
+        <w:rPr>
+          <w:rFonts w:ascii="Source Code Pro" w:eastAsia="Times New Roman" w:hAnsi="Source Code Pro" w:cs="Times New Roman"/>
+          <w:color w:val="EEFFFF"/>
+          <w:kern w:val="0"/>
+          <w:lang w:val="en-US"/>
+          <w14:ligatures w14:val="none"/>
+        </w:rPr>
+        <w:t xml:space="preserve"> </w:t>
       </w:r>
       <w:r>
         <w:rPr>
@@ -22656,6 +22636,37 @@
       <w:r>
         <w:rPr>
           <w:rFonts w:ascii="Source Code Pro" w:eastAsia="Times New Roman" w:hAnsi="Source Code Pro" w:cs="Times New Roman"/>
+          <w:color w:val="89DDFF"/>
+          <w:kern w:val="0"/>
+          <w:lang w:val="en-US"/>
+          <w14:ligatures w14:val="none"/>
+        </w:rPr>
+        <w:t>}</w:t>
+      </w:r>
+      <w:r>
+        <w:rPr>
+          <w:rFonts w:ascii="Source Code Pro" w:eastAsia="Times New Roman" w:hAnsi="Source Code Pro" w:cs="Times New Roman"/>
+          <w:color w:val="EEFFFF"/>
+          <w:kern w:val="0"/>
+          <w:lang w:val="en-US"/>
+          <w14:ligatures w14:val="none"/>
+        </w:rPr>
+        <w:br/>
+      </w:r>
+      <w:r>
+        <w:rPr>
+          <w:rFonts w:ascii="Source Code Pro" w:eastAsia="Times New Roman" w:hAnsi="Source Code Pro" w:cs="Times New Roman"/>
+          <w:color w:val="EEFFFF"/>
+          <w:kern w:val="0"/>
+          <w:lang w:val="en-US"/>
+          <w14:ligatures w14:val="none"/>
+        </w:rPr>
+        <w:br/>
+        <w:t xml:space="preserve">    </w:t>
+      </w:r>
+      <w:r>
+        <w:rPr>
+          <w:rFonts w:ascii="Source Code Pro" w:eastAsia="Times New Roman" w:hAnsi="Source Code Pro" w:cs="Times New Roman"/>
           <w:color w:val="C792EA"/>
           <w:kern w:val="0"/>
           <w:lang w:val="en-US"/>
@@ -22694,7 +22705,6 @@
         <w:t xml:space="preserve"> </w:t>
       </w:r>
       <w:proofErr w:type="spellStart"/>
-      <w:proofErr w:type="gramStart"/>
       <w:r>
         <w:rPr>
           <w:rFonts w:ascii="Source Code Pro" w:eastAsia="Times New Roman" w:hAnsi="Source Code Pro" w:cs="Times New Roman"/>
@@ -22714,18 +22724,7 @@
           <w:lang w:val="en-US"/>
           <w14:ligatures w14:val="none"/>
         </w:rPr>
-        <w:t>(</w:t>
-      </w:r>
-      <w:proofErr w:type="gramEnd"/>
-      <w:r>
-        <w:rPr>
-          <w:rFonts w:ascii="Source Code Pro" w:eastAsia="Times New Roman" w:hAnsi="Source Code Pro" w:cs="Times New Roman"/>
-          <w:color w:val="89DDFF"/>
-          <w:kern w:val="0"/>
-          <w:lang w:val="en-US"/>
-          <w14:ligatures w14:val="none"/>
-        </w:rPr>
-        <w:t>)</w:t>
+        <w:t>()</w:t>
       </w:r>
       <w:r>
         <w:rPr>
@@ -22780,7 +22779,6 @@
         </w:rPr>
         <w:t xml:space="preserve"> </w:t>
       </w:r>
-      <w:proofErr w:type="gramStart"/>
       <w:r>
         <w:rPr>
           <w:rFonts w:ascii="Source Code Pro" w:eastAsia="Times New Roman" w:hAnsi="Source Code Pro" w:cs="Times New Roman"/>
@@ -22823,171 +22821,15 @@
         </w:rPr>
         <w:t>;</w:t>
       </w:r>
-      <w:proofErr w:type="gramEnd"/>
-      <w:r>
-        <w:rPr>
-          <w:rFonts w:ascii="Source Code Pro" w:eastAsia="Times New Roman" w:hAnsi="Source Code Pro" w:cs="Times New Roman"/>
-          <w:color w:val="EEFFFF"/>
-          <w:kern w:val="0"/>
-          <w:lang w:val="en-US"/>
-          <w14:ligatures w14:val="none"/>
-        </w:rPr>
-        <w:t xml:space="preserve"> </w:t>
-      </w:r>
-      <w:r>
-        <w:rPr>
-          <w:rFonts w:ascii="Source Code Pro" w:eastAsia="Times New Roman" w:hAnsi="Source Code Pro" w:cs="Times New Roman"/>
-          <w:color w:val="EEFFFF"/>
-          <w:kern w:val="0"/>
-          <w:lang w:val="en-US"/>
-          <w14:ligatures w14:val="none"/>
-        </w:rPr>
-        <w:br/>
-        <w:t xml:space="preserve">  </w:t>
-      </w:r>
-      <w:proofErr w:type="gramStart"/>
-      <w:r>
-        <w:rPr>
-          <w:rFonts w:ascii="Source Code Pro" w:eastAsia="Times New Roman" w:hAnsi="Source Code Pro" w:cs="Times New Roman"/>
-          <w:color w:val="EEFFFF"/>
-          <w:kern w:val="0"/>
-          <w:lang w:val="en-US"/>
-          <w14:ligatures w14:val="none"/>
-        </w:rPr>
-        <w:t xml:space="preserve">  </w:t>
-      </w:r>
-      <w:r>
-        <w:rPr>
-          <w:rFonts w:ascii="Source Code Pro" w:eastAsia="Times New Roman" w:hAnsi="Source Code Pro" w:cs="Times New Roman"/>
-          <w:color w:val="89DDFF"/>
-          <w:kern w:val="0"/>
-          <w:lang w:val="en-US"/>
-          <w14:ligatures w14:val="none"/>
-        </w:rPr>
-        <w:t>}</w:t>
-      </w:r>
-      <w:proofErr w:type="gramEnd"/>
-      <w:r>
-        <w:rPr>
-          <w:rFonts w:ascii="Source Code Pro" w:eastAsia="Times New Roman" w:hAnsi="Source Code Pro" w:cs="Times New Roman"/>
-          <w:color w:val="EEFFFF"/>
-          <w:kern w:val="0"/>
-          <w:lang w:val="en-US"/>
-          <w14:ligatures w14:val="none"/>
-        </w:rPr>
-        <w:br/>
-      </w:r>
-      <w:r>
-        <w:rPr>
-          <w:rFonts w:ascii="Source Code Pro" w:eastAsia="Times New Roman" w:hAnsi="Source Code Pro" w:cs="Times New Roman"/>
-          <w:color w:val="89DDFF"/>
-          <w:kern w:val="0"/>
-          <w:lang w:val="en-US"/>
-          <w14:ligatures w14:val="none"/>
-        </w:rPr>
-        <w:t>}</w:t>
-      </w:r>
-      <w:r>
-        <w:rPr>
-          <w:rFonts w:ascii="Source Code Pro" w:eastAsia="Times New Roman" w:hAnsi="Source Code Pro" w:cs="Times New Roman"/>
-          <w:color w:val="EEFFFF"/>
-          <w:kern w:val="0"/>
-          <w:lang w:val="en-US"/>
-          <w14:ligatures w14:val="none"/>
-        </w:rPr>
-        <w:br/>
-      </w:r>
-      <w:r>
-        <w:rPr>
-          <w:rFonts w:ascii="Source Code Pro" w:eastAsia="Times New Roman" w:hAnsi="Source Code Pro" w:cs="Times New Roman"/>
-          <w:color w:val="EEFFFF"/>
-          <w:kern w:val="0"/>
-          <w:lang w:val="en-US"/>
-          <w14:ligatures w14:val="none"/>
-        </w:rPr>
-        <w:br/>
-      </w:r>
-      <w:r>
-        <w:rPr>
-          <w:rFonts w:ascii="Source Code Pro" w:eastAsia="Times New Roman" w:hAnsi="Source Code Pro" w:cs="Times New Roman"/>
-          <w:color w:val="C792EA"/>
-          <w:kern w:val="0"/>
-          <w:lang w:val="en-US"/>
-          <w14:ligatures w14:val="none"/>
-        </w:rPr>
-        <w:t>interface</w:t>
-      </w:r>
-      <w:r>
-        <w:rPr>
-          <w:rFonts w:ascii="Source Code Pro" w:eastAsia="Times New Roman" w:hAnsi="Source Code Pro" w:cs="Times New Roman"/>
-          <w:color w:val="EEFFFF"/>
-          <w:kern w:val="0"/>
-          <w:lang w:val="en-US"/>
-          <w14:ligatures w14:val="none"/>
-        </w:rPr>
-        <w:t xml:space="preserve"> </w:t>
-      </w:r>
-      <w:proofErr w:type="spellStart"/>
-      <w:r>
-        <w:rPr>
-          <w:rFonts w:ascii="Source Code Pro" w:eastAsia="Times New Roman" w:hAnsi="Source Code Pro" w:cs="Times New Roman"/>
-          <w:color w:val="EEFFFF"/>
-          <w:kern w:val="0"/>
-          <w:lang w:val="en-US"/>
-          <w14:ligatures w14:val="none"/>
-        </w:rPr>
-        <w:t>PersonFactory</w:t>
-      </w:r>
-      <w:proofErr w:type="spellEnd"/>
-      <w:r>
-        <w:rPr>
-          <w:rFonts w:ascii="Source Code Pro" w:eastAsia="Times New Roman" w:hAnsi="Source Code Pro" w:cs="Times New Roman"/>
-          <w:color w:val="89DDFF"/>
-          <w:kern w:val="0"/>
-          <w:lang w:val="en-US"/>
-          <w14:ligatures w14:val="none"/>
-        </w:rPr>
-        <w:t>&lt;</w:t>
-      </w:r>
-      <w:r>
-        <w:rPr>
-          <w:rFonts w:ascii="Source Code Pro" w:eastAsia="Times New Roman" w:hAnsi="Source Code Pro" w:cs="Times New Roman"/>
-          <w:color w:val="F78C6C"/>
-          <w:kern w:val="0"/>
-          <w:lang w:val="en-US"/>
-          <w14:ligatures w14:val="none"/>
-        </w:rPr>
-        <w:t>P</w:t>
-      </w:r>
-      <w:r>
-        <w:rPr>
-          <w:rFonts w:ascii="Source Code Pro" w:eastAsia="Times New Roman" w:hAnsi="Source Code Pro" w:cs="Times New Roman"/>
-          <w:color w:val="89DDFF"/>
-          <w:kern w:val="0"/>
-          <w:lang w:val="en-US"/>
-          <w14:ligatures w14:val="none"/>
-        </w:rPr>
-        <w:t>&gt;</w:t>
-      </w:r>
-      <w:r>
-        <w:rPr>
-          <w:rFonts w:ascii="Source Code Pro" w:eastAsia="Times New Roman" w:hAnsi="Source Code Pro" w:cs="Times New Roman"/>
-          <w:color w:val="EEFFFF"/>
-          <w:kern w:val="0"/>
-          <w:lang w:val="en-US"/>
-          <w14:ligatures w14:val="none"/>
-        </w:rPr>
-        <w:t xml:space="preserve"> </w:t>
-      </w:r>
-      <w:r>
-        <w:rPr>
-          <w:rFonts w:ascii="Source Code Pro" w:eastAsia="Times New Roman" w:hAnsi="Source Code Pro" w:cs="Times New Roman"/>
-          <w:color w:val="89DDFF"/>
-          <w:kern w:val="0"/>
-          <w:lang w:val="en-US"/>
-          <w14:ligatures w14:val="none"/>
-        </w:rPr>
-        <w:t>{</w:t>
+      <w:r>
+        <w:rPr>
+          <w:rFonts w:ascii="Source Code Pro" w:eastAsia="Times New Roman" w:hAnsi="Source Code Pro" w:cs="Times New Roman"/>
+          <w:color w:val="EEFFFF"/>
+          <w:kern w:val="0"/>
+          <w:lang w:val="en-US"/>
+          <w14:ligatures w14:val="none"/>
+        </w:rPr>
+        <w:t xml:space="preserve"> </w:t>
       </w:r>
       <w:r>
         <w:rPr>
@@ -23003,6 +22845,149 @@
       <w:r>
         <w:rPr>
           <w:rFonts w:ascii="Source Code Pro" w:eastAsia="Times New Roman" w:hAnsi="Source Code Pro" w:cs="Times New Roman"/>
+          <w:color w:val="89DDFF"/>
+          <w:kern w:val="0"/>
+          <w:lang w:val="en-US"/>
+          <w14:ligatures w14:val="none"/>
+        </w:rPr>
+        <w:t>}</w:t>
+      </w:r>
+      <w:r>
+        <w:rPr>
+          <w:rFonts w:ascii="Source Code Pro" w:eastAsia="Times New Roman" w:hAnsi="Source Code Pro" w:cs="Times New Roman"/>
+          <w:color w:val="EEFFFF"/>
+          <w:kern w:val="0"/>
+          <w:lang w:val="en-US"/>
+          <w14:ligatures w14:val="none"/>
+        </w:rPr>
+        <w:br/>
+      </w:r>
+      <w:r>
+        <w:rPr>
+          <w:rFonts w:ascii="Source Code Pro" w:eastAsia="Times New Roman" w:hAnsi="Source Code Pro" w:cs="Times New Roman"/>
+          <w:color w:val="89DDFF"/>
+          <w:kern w:val="0"/>
+          <w:lang w:val="en-US"/>
+          <w14:ligatures w14:val="none"/>
+        </w:rPr>
+        <w:t>}</w:t>
+      </w:r>
+      <w:r>
+        <w:rPr>
+          <w:rFonts w:ascii="Source Code Pro" w:eastAsia="Times New Roman" w:hAnsi="Source Code Pro" w:cs="Times New Roman"/>
+          <w:color w:val="EEFFFF"/>
+          <w:kern w:val="0"/>
+          <w:lang w:val="en-US"/>
+          <w14:ligatures w14:val="none"/>
+        </w:rPr>
+        <w:br/>
+      </w:r>
+      <w:r>
+        <w:rPr>
+          <w:rFonts w:ascii="Source Code Pro" w:eastAsia="Times New Roman" w:hAnsi="Source Code Pro" w:cs="Times New Roman"/>
+          <w:color w:val="EEFFFF"/>
+          <w:kern w:val="0"/>
+          <w:lang w:val="en-US"/>
+          <w14:ligatures w14:val="none"/>
+        </w:rPr>
+        <w:br/>
+      </w:r>
+      <w:r>
+        <w:rPr>
+          <w:rFonts w:ascii="Source Code Pro" w:eastAsia="Times New Roman" w:hAnsi="Source Code Pro" w:cs="Times New Roman"/>
+          <w:color w:val="C792EA"/>
+          <w:kern w:val="0"/>
+          <w:lang w:val="en-US"/>
+          <w14:ligatures w14:val="none"/>
+        </w:rPr>
+        <w:t>interface</w:t>
+      </w:r>
+      <w:r>
+        <w:rPr>
+          <w:rFonts w:ascii="Source Code Pro" w:eastAsia="Times New Roman" w:hAnsi="Source Code Pro" w:cs="Times New Roman"/>
+          <w:color w:val="EEFFFF"/>
+          <w:kern w:val="0"/>
+          <w:lang w:val="en-US"/>
+          <w14:ligatures w14:val="none"/>
+        </w:rPr>
+        <w:t xml:space="preserve"> </w:t>
+      </w:r>
+      <w:proofErr w:type="spellStart"/>
+      <w:r>
+        <w:rPr>
+          <w:rFonts w:ascii="Source Code Pro" w:eastAsia="Times New Roman" w:hAnsi="Source Code Pro" w:cs="Times New Roman"/>
+          <w:color w:val="EEFFFF"/>
+          <w:kern w:val="0"/>
+          <w:lang w:val="en-US"/>
+          <w14:ligatures w14:val="none"/>
+        </w:rPr>
+        <w:t>PersonFactory</w:t>
+      </w:r>
+      <w:proofErr w:type="spellEnd"/>
+      <w:r>
+        <w:rPr>
+          <w:rFonts w:ascii="Source Code Pro" w:eastAsia="Times New Roman" w:hAnsi="Source Code Pro" w:cs="Times New Roman"/>
+          <w:color w:val="89DDFF"/>
+          <w:kern w:val="0"/>
+          <w:lang w:val="en-US"/>
+          <w14:ligatures w14:val="none"/>
+        </w:rPr>
+        <w:t>&lt;</w:t>
+      </w:r>
+      <w:r>
+        <w:rPr>
+          <w:rFonts w:ascii="Source Code Pro" w:eastAsia="Times New Roman" w:hAnsi="Source Code Pro" w:cs="Times New Roman"/>
+          <w:color w:val="F78C6C"/>
+          <w:kern w:val="0"/>
+          <w:lang w:val="en-US"/>
+          <w14:ligatures w14:val="none"/>
+        </w:rPr>
+        <w:t>P</w:t>
+      </w:r>
+      <w:r>
+        <w:rPr>
+          <w:rFonts w:ascii="Source Code Pro" w:eastAsia="Times New Roman" w:hAnsi="Source Code Pro" w:cs="Times New Roman"/>
+          <w:color w:val="89DDFF"/>
+          <w:kern w:val="0"/>
+          <w:lang w:val="en-US"/>
+          <w14:ligatures w14:val="none"/>
+        </w:rPr>
+        <w:t>&gt;</w:t>
+      </w:r>
+      <w:r>
+        <w:rPr>
+          <w:rFonts w:ascii="Source Code Pro" w:eastAsia="Times New Roman" w:hAnsi="Source Code Pro" w:cs="Times New Roman"/>
+          <w:color w:val="EEFFFF"/>
+          <w:kern w:val="0"/>
+          <w:lang w:val="en-US"/>
+          <w14:ligatures w14:val="none"/>
+        </w:rPr>
+        <w:t xml:space="preserve"> </w:t>
+      </w:r>
+      <w:r>
+        <w:rPr>
+          <w:rFonts w:ascii="Source Code Pro" w:eastAsia="Times New Roman" w:hAnsi="Source Code Pro" w:cs="Times New Roman"/>
+          <w:color w:val="89DDFF"/>
+          <w:kern w:val="0"/>
+          <w:lang w:val="en-US"/>
+          <w14:ligatures w14:val="none"/>
+        </w:rPr>
+        <w:t>{</w:t>
+      </w:r>
+      <w:r>
+        <w:rPr>
+          <w:rFonts w:ascii="Source Code Pro" w:eastAsia="Times New Roman" w:hAnsi="Source Code Pro" w:cs="Times New Roman"/>
+          <w:color w:val="EEFFFF"/>
+          <w:kern w:val="0"/>
+          <w:lang w:val="en-US"/>
+          <w14:ligatures w14:val="none"/>
+        </w:rPr>
+        <w:br/>
+        <w:t xml:space="preserve">    </w:t>
+      </w:r>
+      <w:r>
+        <w:rPr>
+          <w:rFonts w:ascii="Source Code Pro" w:eastAsia="Times New Roman" w:hAnsi="Source Code Pro" w:cs="Times New Roman"/>
           <w:color w:val="FFCB6B"/>
           <w:kern w:val="0"/>
           <w:lang w:val="en-US"/>
@@ -23020,7 +23005,6 @@
         </w:rPr>
         <w:t xml:space="preserve"> </w:t>
       </w:r>
-      <w:proofErr w:type="gramStart"/>
       <w:r>
         <w:rPr>
           <w:rFonts w:ascii="Source Code Pro" w:eastAsia="Times New Roman" w:hAnsi="Source Code Pro" w:cs="Times New Roman"/>
@@ -23041,7 +23025,6 @@
         </w:rPr>
         <w:t>(</w:t>
       </w:r>
-      <w:proofErr w:type="gramEnd"/>
       <w:r>
         <w:rPr>
           <w:rFonts w:ascii="Source Code Pro" w:eastAsia="Times New Roman" w:hAnsi="Source Code Pro" w:cs="Times New Roman"/>
@@ -23072,7 +23055,6 @@
         </w:rPr>
         <w:t>name</w:t>
       </w:r>
-      <w:proofErr w:type="gramStart"/>
       <w:r>
         <w:rPr>
           <w:rFonts w:ascii="Source Code Pro" w:eastAsia="Times New Roman" w:hAnsi="Source Code Pro" w:cs="Times New Roman"/>
@@ -23103,7 +23085,6 @@
         </w:rPr>
         <w:t>;</w:t>
       </w:r>
-      <w:proofErr w:type="gramEnd"/>
       <w:r>
         <w:rPr>
           <w:rFonts w:ascii="Source Code Pro" w:eastAsia="Times New Roman" w:hAnsi="Source Code Pro" w:cs="Times New Roman"/>
@@ -23243,7 +23224,6 @@
         </w:rPr>
         <w:t xml:space="preserve"> </w:t>
       </w:r>
-      <w:proofErr w:type="gramStart"/>
       <w:r>
         <w:rPr>
           <w:rFonts w:ascii="Source Code Pro" w:eastAsia="Times New Roman" w:hAnsi="Source Code Pro" w:cs="Times New Roman"/>
@@ -23294,7 +23274,6 @@
         </w:rPr>
         <w:t>;</w:t>
       </w:r>
-      <w:proofErr w:type="gramEnd"/>
       <w:r>
         <w:rPr>
           <w:rFonts w:ascii="Source Code Pro" w:eastAsia="Times New Roman" w:hAnsi="Source Code Pro" w:cs="Times New Roman"/>
@@ -23404,9 +23383,18 @@
           <w:lang w:val="en-US"/>
           <w14:ligatures w14:val="none"/>
         </w:rPr>
-        <w:t>"</w:t>
-      </w:r>
-      <w:proofErr w:type="gramStart"/>
+        <w:t>")</w:t>
+      </w:r>
+      <w:r>
+        <w:rPr>
+          <w:rFonts w:ascii="Source Code Pro" w:eastAsia="Times New Roman" w:hAnsi="Source Code Pro" w:cs="Times New Roman"/>
+          <w:color w:val="EEFFFF"/>
+          <w:kern w:val="0"/>
+          <w:lang w:val="en-US"/>
+          <w14:ligatures w14:val="none"/>
+        </w:rPr>
+        <w:t xml:space="preserve"> </w:t>
+      </w:r>
       <w:r>
         <w:rPr>
           <w:rFonts w:ascii="Source Code Pro" w:eastAsia="Times New Roman" w:hAnsi="Source Code Pro" w:cs="Times New Roman"/>
@@ -23415,29 +23403,8 @@
           <w:lang w:val="en-US"/>
           <w14:ligatures w14:val="none"/>
         </w:rPr>
-        <w:t>)</w:t>
-      </w:r>
-      <w:r>
-        <w:rPr>
-          <w:rFonts w:ascii="Source Code Pro" w:eastAsia="Times New Roman" w:hAnsi="Source Code Pro" w:cs="Times New Roman"/>
-          <w:color w:val="EEFFFF"/>
-          <w:kern w:val="0"/>
-          <w:lang w:val="en-US"/>
-          <w14:ligatures w14:val="none"/>
-        </w:rPr>
-        <w:t xml:space="preserve"> </w:t>
-      </w:r>
-      <w:r>
-        <w:rPr>
-          <w:rFonts w:ascii="Source Code Pro" w:eastAsia="Times New Roman" w:hAnsi="Source Code Pro" w:cs="Times New Roman"/>
-          <w:color w:val="89DDFF"/>
-          <w:kern w:val="0"/>
-          <w:lang w:val="en-US"/>
-          <w14:ligatures w14:val="none"/>
-        </w:rPr>
         <w:t>;</w:t>
       </w:r>
-      <w:proofErr w:type="gramEnd"/>
       <w:r>
         <w:rPr>
           <w:rFonts w:ascii="Source Code Pro" w:eastAsia="Times New Roman" w:hAnsi="Source Code Pro" w:cs="Times New Roman"/>
@@ -23479,7 +23446,6 @@
         </w:rPr>
         <w:t>&lt;</w:t>
       </w:r>
-      <w:proofErr w:type="gramStart"/>
       <w:r>
         <w:rPr>
           <w:rFonts w:ascii="Source Code Pro" w:eastAsia="Times New Roman" w:hAnsi="Source Code Pro" w:cs="Times New Roman"/>
@@ -23510,7 +23476,6 @@
         </w:rPr>
         <w:t>,</w:t>
       </w:r>
-      <w:proofErr w:type="gramEnd"/>
       <w:r>
         <w:rPr>
           <w:rFonts w:ascii="Source Code Pro" w:eastAsia="Times New Roman" w:hAnsi="Source Code Pro" w:cs="Times New Roman"/>
@@ -23571,7 +23536,6 @@
         </w:rPr>
         <w:t xml:space="preserve"> </w:t>
       </w:r>
-      <w:proofErr w:type="gramStart"/>
       <w:r>
         <w:rPr>
           <w:rFonts w:ascii="Source Code Pro" w:eastAsia="Times New Roman" w:hAnsi="Source Code Pro" w:cs="Times New Roman"/>
@@ -23622,7 +23586,6 @@
         </w:rPr>
         <w:t>;</w:t>
       </w:r>
-      <w:proofErr w:type="gramEnd"/>
       <w:r>
         <w:rPr>
           <w:rFonts w:ascii="Source Code Pro" w:eastAsia="Times New Roman" w:hAnsi="Source Code Pro" w:cs="Times New Roman"/>
@@ -23732,9 +23695,18 @@
           <w:lang w:val="en-US"/>
           <w14:ligatures w14:val="none"/>
         </w:rPr>
-        <w:t>"</w:t>
-      </w:r>
-      <w:proofErr w:type="gramStart"/>
+        <w:t>")</w:t>
+      </w:r>
+      <w:r>
+        <w:rPr>
+          <w:rFonts w:ascii="Source Code Pro" w:eastAsia="Times New Roman" w:hAnsi="Source Code Pro" w:cs="Times New Roman"/>
+          <w:color w:val="EEFFFF"/>
+          <w:kern w:val="0"/>
+          <w:lang w:val="en-US"/>
+          <w14:ligatures w14:val="none"/>
+        </w:rPr>
+        <w:t xml:space="preserve"> </w:t>
+      </w:r>
       <w:r>
         <w:rPr>
           <w:rFonts w:ascii="Source Code Pro" w:eastAsia="Times New Roman" w:hAnsi="Source Code Pro" w:cs="Times New Roman"/>
@@ -23743,29 +23715,8 @@
           <w:lang w:val="en-US"/>
           <w14:ligatures w14:val="none"/>
         </w:rPr>
-        <w:t>)</w:t>
-      </w:r>
-      <w:r>
-        <w:rPr>
-          <w:rFonts w:ascii="Source Code Pro" w:eastAsia="Times New Roman" w:hAnsi="Source Code Pro" w:cs="Times New Roman"/>
-          <w:color w:val="EEFFFF"/>
-          <w:kern w:val="0"/>
-          <w:lang w:val="en-US"/>
-          <w14:ligatures w14:val="none"/>
-        </w:rPr>
-        <w:t xml:space="preserve"> </w:t>
-      </w:r>
-      <w:r>
-        <w:rPr>
-          <w:rFonts w:ascii="Source Code Pro" w:eastAsia="Times New Roman" w:hAnsi="Source Code Pro" w:cs="Times New Roman"/>
-          <w:color w:val="89DDFF"/>
-          <w:kern w:val="0"/>
-          <w:lang w:val="en-US"/>
-          <w14:ligatures w14:val="none"/>
-        </w:rPr>
         <w:t>;</w:t>
       </w:r>
-      <w:proofErr w:type="gramEnd"/>
       <w:r>
         <w:rPr>
           <w:rFonts w:ascii="Source Code Pro" w:eastAsia="Times New Roman" w:hAnsi="Source Code Pro" w:cs="Times New Roman"/>
@@ -23788,7 +23739,6 @@
         <w:t xml:space="preserve">        </w:t>
       </w:r>
       <w:proofErr w:type="spellStart"/>
-      <w:proofErr w:type="gramStart"/>
       <w:r>
         <w:rPr>
           <w:rFonts w:ascii="Source Code Pro" w:eastAsia="Times New Roman" w:hAnsi="Source Code Pro" w:cs="Times New Roman"/>
@@ -23820,7 +23770,6 @@
         <w:t>println</w:t>
       </w:r>
       <w:proofErr w:type="spellEnd"/>
-      <w:proofErr w:type="gramEnd"/>
       <w:r>
         <w:rPr>
           <w:rFonts w:ascii="Source Code Pro" w:eastAsia="Times New Roman" w:hAnsi="Source Code Pro" w:cs="Times New Roman"/>
@@ -23869,9 +23818,18 @@
           <w:lang w:val="en-US"/>
           <w14:ligatures w14:val="none"/>
         </w:rPr>
-        <w:t>()</w:t>
-      </w:r>
-      <w:proofErr w:type="gramStart"/>
+        <w:t>())</w:t>
+      </w:r>
+      <w:r>
+        <w:rPr>
+          <w:rFonts w:ascii="Source Code Pro" w:eastAsia="Times New Roman" w:hAnsi="Source Code Pro" w:cs="Times New Roman"/>
+          <w:color w:val="EEFFFF"/>
+          <w:kern w:val="0"/>
+          <w:lang w:val="en-US"/>
+          <w14:ligatures w14:val="none"/>
+        </w:rPr>
+        <w:t xml:space="preserve"> </w:t>
+      </w:r>
       <w:r>
         <w:rPr>
           <w:rFonts w:ascii="Source Code Pro" w:eastAsia="Times New Roman" w:hAnsi="Source Code Pro" w:cs="Times New Roman"/>
@@ -23880,29 +23838,8 @@
           <w:lang w:val="en-US"/>
           <w14:ligatures w14:val="none"/>
         </w:rPr>
-        <w:t>)</w:t>
-      </w:r>
-      <w:r>
-        <w:rPr>
-          <w:rFonts w:ascii="Source Code Pro" w:eastAsia="Times New Roman" w:hAnsi="Source Code Pro" w:cs="Times New Roman"/>
-          <w:color w:val="EEFFFF"/>
-          <w:kern w:val="0"/>
-          <w:lang w:val="en-US"/>
-          <w14:ligatures w14:val="none"/>
-        </w:rPr>
-        <w:t xml:space="preserve"> </w:t>
-      </w:r>
-      <w:r>
-        <w:rPr>
-          <w:rFonts w:ascii="Source Code Pro" w:eastAsia="Times New Roman" w:hAnsi="Source Code Pro" w:cs="Times New Roman"/>
-          <w:color w:val="89DDFF"/>
-          <w:kern w:val="0"/>
-          <w:lang w:val="en-US"/>
-          <w14:ligatures w14:val="none"/>
-        </w:rPr>
         <w:t>;</w:t>
       </w:r>
-      <w:proofErr w:type="gramEnd"/>
       <w:r>
         <w:rPr>
           <w:rFonts w:ascii="Source Code Pro" w:eastAsia="Times New Roman" w:hAnsi="Source Code Pro" w:cs="Times New Roman"/>
@@ -23925,7 +23862,6 @@
         <w:t xml:space="preserve">        </w:t>
       </w:r>
       <w:proofErr w:type="spellStart"/>
-      <w:proofErr w:type="gramStart"/>
       <w:r>
         <w:rPr>
           <w:rFonts w:ascii="Source Code Pro" w:eastAsia="Times New Roman" w:hAnsi="Source Code Pro" w:cs="Times New Roman"/>
@@ -23957,7 +23893,6 @@
         <w:t>println</w:t>
       </w:r>
       <w:proofErr w:type="spellEnd"/>
-      <w:proofErr w:type="gramEnd"/>
       <w:r>
         <w:rPr>
           <w:rFonts w:ascii="Source Code Pro" w:eastAsia="Times New Roman" w:hAnsi="Source Code Pro" w:cs="Times New Roman"/>
@@ -24006,9 +23941,18 @@
           <w:lang w:val="en-US"/>
           <w14:ligatures w14:val="none"/>
         </w:rPr>
-        <w:t>()</w:t>
-      </w:r>
-      <w:proofErr w:type="gramStart"/>
+        <w:t>())</w:t>
+      </w:r>
+      <w:r>
+        <w:rPr>
+          <w:rFonts w:ascii="Source Code Pro" w:eastAsia="Times New Roman" w:hAnsi="Source Code Pro" w:cs="Times New Roman"/>
+          <w:color w:val="EEFFFF"/>
+          <w:kern w:val="0"/>
+          <w:lang w:val="en-US"/>
+          <w14:ligatures w14:val="none"/>
+        </w:rPr>
+        <w:t xml:space="preserve"> </w:t>
+      </w:r>
       <w:r>
         <w:rPr>
           <w:rFonts w:ascii="Source Code Pro" w:eastAsia="Times New Roman" w:hAnsi="Source Code Pro" w:cs="Times New Roman"/>
@@ -24017,29 +23961,8 @@
           <w:lang w:val="en-US"/>
           <w14:ligatures w14:val="none"/>
         </w:rPr>
-        <w:t>)</w:t>
-      </w:r>
-      <w:r>
-        <w:rPr>
-          <w:rFonts w:ascii="Source Code Pro" w:eastAsia="Times New Roman" w:hAnsi="Source Code Pro" w:cs="Times New Roman"/>
-          <w:color w:val="EEFFFF"/>
-          <w:kern w:val="0"/>
-          <w:lang w:val="en-US"/>
-          <w14:ligatures w14:val="none"/>
-        </w:rPr>
-        <w:t xml:space="preserve"> </w:t>
-      </w:r>
-      <w:r>
-        <w:rPr>
-          <w:rFonts w:ascii="Source Code Pro" w:eastAsia="Times New Roman" w:hAnsi="Source Code Pro" w:cs="Times New Roman"/>
-          <w:color w:val="89DDFF"/>
-          <w:kern w:val="0"/>
-          <w:lang w:val="en-US"/>
-          <w14:ligatures w14:val="none"/>
-        </w:rPr>
         <w:t>;</w:t>
       </w:r>
-      <w:proofErr w:type="gramEnd"/>
       <w:r>
         <w:rPr>
           <w:rFonts w:ascii="Source Code Pro" w:eastAsia="Times New Roman" w:hAnsi="Source Code Pro" w:cs="Times New Roman"/>
@@ -24106,7 +24029,6 @@
         <w:rPr>
           <w:lang w:val="en-US"/>
         </w:rPr>
-        <w:lastRenderedPageBreak/>
         <w:t>Sesh</w:t>
       </w:r>
     </w:p>
@@ -24423,6 +24345,7 @@
         <w:rPr>
           <w:lang w:val="en-US"/>
         </w:rPr>
+        <w:lastRenderedPageBreak/>
         <w:t>default keyword</w:t>
       </w:r>
       <w:r>
@@ -24654,7 +24577,6 @@
         <w:rPr>
           <w:lang w:val="en-US"/>
         </w:rPr>
-        <w:lastRenderedPageBreak/>
         <w:t>If there is a conflict between two or more default methods, the class that implements the interface must provide its own implementation of the method</w:t>
       </w:r>
       <w:r>
@@ -24712,21 +24634,7 @@
         <w:rPr>
           <w:lang w:val="en-US"/>
         </w:rPr>
-        <w:t xml:space="preserve"> in java </w:t>
-      </w:r>
-      <w:proofErr w:type="gramStart"/>
-      <w:r>
-        <w:rPr>
-          <w:lang w:val="en-US"/>
-        </w:rPr>
-        <w:t>8 ?</w:t>
-      </w:r>
-      <w:proofErr w:type="gramEnd"/>
-      <w:r>
-        <w:rPr>
-          <w:lang w:val="en-US"/>
-        </w:rPr>
-        <w:t xml:space="preserve"> </w:t>
+        <w:t xml:space="preserve"> in java 8 ? </w:t>
       </w:r>
     </w:p>
     <w:p>
@@ -24792,33 +24700,11 @@
           <w:lang w:val="en-US"/>
         </w:rPr>
       </w:pPr>
-      <w:proofErr w:type="gramStart"/>
-      <w:r>
-        <w:rPr>
-          <w:lang w:val="en-US"/>
-        </w:rPr>
-        <w:t>So ,</w:t>
-      </w:r>
-      <w:proofErr w:type="gramEnd"/>
-      <w:r>
-        <w:rPr>
-          <w:lang w:val="en-US"/>
-        </w:rPr>
-        <w:t xml:space="preserve"> if you have everything </w:t>
-      </w:r>
-      <w:proofErr w:type="gramStart"/>
-      <w:r>
-        <w:rPr>
-          <w:lang w:val="en-US"/>
-        </w:rPr>
-        <w:t>static ,</w:t>
-      </w:r>
-      <w:proofErr w:type="gramEnd"/>
-      <w:r>
-        <w:rPr>
-          <w:lang w:val="en-US"/>
-        </w:rPr>
-        <w:t xml:space="preserve"> then better go for interface rather than a class which is cost effective </w:t>
+      <w:r>
+        <w:rPr>
+          <w:lang w:val="en-US"/>
+        </w:rPr>
+        <w:t xml:space="preserve">So , if you have everything static , then better go for interface rather than a class which is cost effective </w:t>
       </w:r>
       <w:proofErr w:type="spellStart"/>
       <w:r>
@@ -24832,41 +24718,13 @@
         <w:rPr>
           <w:lang w:val="en-US"/>
         </w:rPr>
-        <w:t xml:space="preserve"> of </w:t>
-      </w:r>
-      <w:proofErr w:type="gramStart"/>
-      <w:r>
-        <w:rPr>
-          <w:lang w:val="en-US"/>
-        </w:rPr>
-        <w:t>memory.</w:t>
-      </w:r>
-      <w:r>
-        <w:rPr>
-          <w:lang w:val="en-US"/>
-        </w:rPr>
-        <w:t>(</w:t>
-      </w:r>
-      <w:proofErr w:type="gramEnd"/>
-      <w:r>
-        <w:rPr>
-          <w:lang w:val="en-US"/>
-        </w:rPr>
-        <w:t xml:space="preserve">you only have this flexibility after java </w:t>
-      </w:r>
-      <w:proofErr w:type="gramStart"/>
-      <w:r>
-        <w:rPr>
-          <w:lang w:val="en-US"/>
-        </w:rPr>
-        <w:t>8 ,</w:t>
-      </w:r>
-      <w:proofErr w:type="gramEnd"/>
-      <w:r>
-        <w:rPr>
-          <w:lang w:val="en-US"/>
-        </w:rPr>
-        <w:t xml:space="preserve"> before that you need to create class)</w:t>
+        <w:t xml:space="preserve"> of memory.</w:t>
+      </w:r>
+      <w:r>
+        <w:rPr>
+          <w:lang w:val="en-US"/>
+        </w:rPr>
+        <w:t>(you only have this flexibility after java 8 , before that you need to create class)</w:t>
       </w:r>
       <w:r>
         <w:rPr>
@@ -24949,6 +24807,7 @@
         <w:rPr>
           <w:lang w:val="en-US"/>
         </w:rPr>
+        <w:lastRenderedPageBreak/>
         <w:t>However,</w:t>
       </w:r>
       <w:r>
@@ -25726,16 +25585,6 @@
           <w14:ligatures w14:val="none"/>
         </w:rPr>
         <w:br/>
-      </w:r>
-      <w:r>
-        <w:rPr>
-          <w:rFonts w:ascii="Source Code Pro" w:eastAsia="Times New Roman" w:hAnsi="Source Code Pro" w:cs="Times New Roman"/>
-          <w:color w:val="EEFFFF"/>
-          <w:kern w:val="0"/>
-          <w:lang w:val="en-US"/>
-          <w14:ligatures w14:val="none"/>
-        </w:rPr>
-        <w:lastRenderedPageBreak/>
         <w:t xml:space="preserve">        </w:t>
       </w:r>
       <w:r>
@@ -26221,27 +26070,13 @@
         <w:rPr>
           <w:lang w:val="en-US"/>
         </w:rPr>
-        <w:t xml:space="preserve"> (Permanent Generation</w:t>
-      </w:r>
-      <w:proofErr w:type="gramStart"/>
-      <w:r>
-        <w:rPr>
-          <w:lang w:val="en-US"/>
-        </w:rPr>
-        <w:t>)</w:t>
-      </w:r>
-      <w:r>
-        <w:rPr>
-          <w:lang w:val="en-US"/>
-        </w:rPr>
-        <w:t xml:space="preserve"> :</w:t>
-      </w:r>
-      <w:proofErr w:type="gramEnd"/>
-      <w:r>
-        <w:rPr>
-          <w:lang w:val="en-US"/>
-        </w:rPr>
-        <w:t xml:space="preserve"> </w:t>
+        <w:t xml:space="preserve"> (Permanent Generation)</w:t>
+      </w:r>
+      <w:r>
+        <w:rPr>
+          <w:lang w:val="en-US"/>
+        </w:rPr>
+        <w:t xml:space="preserve"> : </w:t>
       </w:r>
     </w:p>
     <w:p>
@@ -26259,6 +26094,7 @@
         <w:rPr>
           <w:lang w:val="en-US"/>
         </w:rPr>
+        <w:lastRenderedPageBreak/>
         <w:t xml:space="preserve">In Java versions prior to Java 8, class metadata, such as class definitions and method metadata, and constants (String pool, etc.), were stored in a memory area known as the </w:t>
       </w:r>
       <w:proofErr w:type="spellStart"/>
@@ -26541,14 +26377,7 @@
         <w:rPr>
           <w:lang w:val="en-US"/>
         </w:rPr>
-        <w:t xml:space="preserve"> is garbage collected, meaning that if there is no longer any reference to a class or its metadata, the memory can be </w:t>
-      </w:r>
-      <w:r>
-        <w:rPr>
-          <w:lang w:val="en-US"/>
-        </w:rPr>
-        <w:lastRenderedPageBreak/>
-        <w:t>released. This helps to avoid memory leaks caused by class loading and unloading.</w:t>
+        <w:t xml:space="preserve"> is garbage collected, meaning that if there is no longer any reference to a class or its metadata, the memory can be released. This helps to avoid memory leaks caused by class loading and unloading.</w:t>
       </w:r>
     </w:p>
     <w:p>
@@ -26663,7 +26492,7 @@
 </file>
 
 <file path=word/numbering.xml><?xml version="1.0" encoding="utf-8"?>
-<w:numbering xmlns:wpc="http://schemas.microsoft.com/office/word/2010/wordprocessingCanvas" xmlns:cx="http://schemas.microsoft.com/office/drawing/2014/chartex" xmlns:cx1="http://schemas.microsoft.com/office/drawing/2015/9/8/chartex" xmlns:cx2="http://schemas.microsoft.com/office/drawing/2015/10/21/chartex" xmlns:cx3="http://schemas.microsoft.com/office/drawing/2016/5/9/chartex" xmlns:cx4="http://schemas.microsoft.com/office/drawing/2016/5/10/chartex" xmlns:cx5="http://schemas.microsoft.com/office/drawing/2016/5/11/chartex" xmlns:cx6="http://schemas.microsoft.com/office/drawing/2016/5/12/chartex" xmlns:cx7="http://schemas.microsoft.com/office/drawing/2016/5/13/chartex" xmlns:cx8="http://schemas.microsoft.com/office/drawing/2016/5/14/chartex" xmlns:mc="http://schemas.openxmlformats.org/markup-compatibility/2006" xmlns:aink="http://schemas.microsoft.com/office/drawing/2016/ink" xmlns:am3d="http://schemas.microsoft.com/office/drawing/2017/model3d" xmlns:o="urn:schemas-microsoft-com:office:office" xmlns:oel="http://schemas.microsoft.com/office/2019/extlst" xmlns:r="http://schemas.openxmlformats.org/officeDocument/2006/relationships" xmlns:m="http://schemas.openxmlformats.org/officeDocument/2006/math" xmlns:v="urn:schemas-microsoft-com:vml" xmlns:wp14="http://schemas.microsoft.com/office/word/2010/wordprocessingDrawing" xmlns:wp="http://schemas.openxmlformats.org/drawingml/2006/wordprocessingDrawing" xmlns:w10="urn:schemas-microsoft-com:office:word" xmlns:w="http://schemas.openxmlformats.org/wordprocessingml/2006/main" xmlns:w14="http://schemas.microsoft.com/office/word/2010/wordml" xmlns:w15="http://schemas.microsoft.com/office/word/2012/wordml" xmlns:w16cex="http://schemas.microsoft.com/office/word/2018/wordml/cex" xmlns:w16cid="http://schemas.microsoft.com/office/word/2016/wordml/cid" xmlns:w16="http://schemas.microsoft.com/office/word/2018/wordml" xmlns:w16du="http://schemas.microsoft.com/office/word/2023/wordml/word16du" xmlns:w16sdtdh="http://schemas.microsoft.com/office/word/2020/wordml/sdtdatahash" xmlns:w16sdtfl="http://schemas.microsoft.com/office/word/2024/wordml/sdtformatlock" xmlns:w16se="http://schemas.microsoft.com/office/word/2015/wordml/symex" xmlns:wpg="http://schemas.microsoft.com/office/word/2010/wordprocessingGroup" xmlns:wpi="http://schemas.microsoft.com/office/word/2010/wordprocessingInk" xmlns:wne="http://schemas.microsoft.com/office/word/2006/wordml" xmlns:wps="http://schemas.microsoft.com/office/word/2010/wordprocessingShape" mc:Ignorable="w14 w15 w16se w16cid w16 w16cex w16sdtdh w16sdtfl w16du wp14">
+<w:numbering xmlns:wpc="http://schemas.microsoft.com/office/word/2010/wordprocessingCanvas" xmlns:cx="http://schemas.microsoft.com/office/drawing/2014/chartex" xmlns:cx1="http://schemas.microsoft.com/office/drawing/2015/9/8/chartex" xmlns:cx2="http://schemas.microsoft.com/office/drawing/2015/10/21/chartex" xmlns:cx3="http://schemas.microsoft.com/office/drawing/2016/5/9/chartex" xmlns:cx4="http://schemas.microsoft.com/office/drawing/2016/5/10/chartex" xmlns:cx5="http://schemas.microsoft.com/office/drawing/2016/5/11/chartex" xmlns:cx6="http://schemas.microsoft.com/office/drawing/2016/5/12/chartex" xmlns:cx7="http://schemas.microsoft.com/office/drawing/2016/5/13/chartex" xmlns:cx8="http://schemas.microsoft.com/office/drawing/2016/5/14/chartex" xmlns:mc="http://schemas.openxmlformats.org/markup-compatibility/2006" xmlns:aink="http://schemas.microsoft.com/office/drawing/2016/ink" xmlns:am3d="http://schemas.microsoft.com/office/drawing/2017/model3d" xmlns:o="urn:schemas-microsoft-com:office:office" xmlns:oel="http://schemas.microsoft.com/office/2019/extlst" xmlns:r="http://schemas.openxmlformats.org/officeDocument/2006/relationships" xmlns:m="http://schemas.openxmlformats.org/officeDocument/2006/math" xmlns:v="urn:schemas-microsoft-com:vml" xmlns:wp14="http://schemas.microsoft.com/office/word/2010/wordprocessingDrawing" xmlns:wp="http://schemas.openxmlformats.org/drawingml/2006/wordprocessingDrawing" xmlns:w10="urn:schemas-microsoft-com:office:word" xmlns:w="http://schemas.openxmlformats.org/wordprocessingml/2006/main" xmlns:w14="http://schemas.microsoft.com/office/word/2010/wordml" xmlns:w15="http://schemas.microsoft.com/office/word/2012/wordml" xmlns:w16cei="http://schemas.microsoft.com/office/word/2026/wordml/cei" xmlns:w16cex="http://schemas.microsoft.com/office/word/2018/wordml/cex" xmlns:w16cid="http://schemas.microsoft.com/office/word/2016/wordml/cid" xmlns:w16="http://schemas.microsoft.com/office/word/2018/wordml" xmlns:w16du="http://schemas.microsoft.com/office/word/2023/wordml/word16du" xmlns:w16sdtdh="http://schemas.microsoft.com/office/word/2020/wordml/sdtdatahash" xmlns:w16sdtfl="http://schemas.microsoft.com/office/word/2024/wordml/sdtformatlock" xmlns:w16se="http://schemas.microsoft.com/office/word/2015/wordml/symex" xmlns:wpg="http://schemas.microsoft.com/office/word/2010/wordprocessingGroup" xmlns:wpi="http://schemas.microsoft.com/office/word/2010/wordprocessingInk" xmlns:wne="http://schemas.microsoft.com/office/word/2006/wordml" xmlns:wps="http://schemas.microsoft.com/office/word/2010/wordprocessingShape" mc:Ignorable="w14 w15 w16se w16cid w16 w16cex w16sdtdh w16sdtfl w16du wp14">
   <w:abstractNum w:abstractNumId="0" w15:restartNumberingAfterBreak="0">
     <w:nsid w:val="14D845D9"/>
     <w:multiLevelType w:val="hybridMultilevel"/>
@@ -27727,7 +27556,6 @@
   <w:style w:type="character" w:default="1" w:styleId="DefaultParagraphFont">
     <w:name w:val="Default Paragraph Font"/>
     <w:uiPriority w:val="1"/>
-    <w:semiHidden/>
     <w:unhideWhenUsed/>
   </w:style>
   <w:style w:type="table" w:default="1" w:styleId="TableNormal">
